--- a/companies/hollowell-ip/Engagements/Price-Henson/Meeting Minutes 2025-08-19 - Price-Henson.docx
+++ b/companies/hollowell-ip/Engagements/Price-Henson/Meeting Minutes 2025-08-19 - Price-Henson.docx
@@ -3,16 +3,32 @@
 <w:document xmlns:wpc="http://schemas.microsoft.com/office/word/2010/wordprocessingCanvas" xmlns:mo="http://schemas.microsoft.com/office/mac/office/2008/main" xmlns:mc="http://schemas.openxmlformats.org/markup-compatibility/2006" xmlns:mv="urn:schemas-microsoft-com:mac:vml" xmlns:o="urn:schemas-microsoft-com:office:office" xmlns:r="http://schemas.openxmlformats.org/officeDocument/2006/relationships" xmlns:m="http://schemas.openxmlformats.org/officeDocument/2006/math" xmlns:v="urn:schemas-microsoft-com:vml" xmlns:wp14="http://schemas.microsoft.com/office/word/2010/wordprocessingDrawing" xmlns:wp="http://schemas.openxmlformats.org/drawingml/2006/wordprocessingDrawing" xmlns:w10="urn:schemas-microsoft-com:office:word" xmlns:w="http://schemas.openxmlformats.org/wordprocessingml/2006/main" xmlns:w14="http://schemas.microsoft.com/office/word/2010/wordml" xmlns:wpg="http://schemas.microsoft.com/office/word/2010/wordprocessingGroup" xmlns:wpi="http://schemas.microsoft.com/office/word/2010/wordprocessingInk" xmlns:wne="http://schemas.microsoft.com/office/word/2006/wordml" xmlns:wps="http://schemas.microsoft.com/office/word/2010/wordprocessingShape" mc:Ignorable="w14 wp14">
   <w:body>
     <w:p>
+      <w:pPr>
+        <w:pStyle w:val="Heading1"/>
+      </w:pPr>
       <w:r>
-        <w:t>Minutes of a working session on the licensing diligence for Price-Henson. Prepared by Richard Henderson from contemporaneous notes. Privileged and confidential; attorney work product. Corrections to me.</w:t>
+        <w:t>Meeting Minutes — Licensing Diligence for Price-Henson</w:t>
+      </w:r>
+    </w:p>
+    <w:p>
+      <w:r>
+        <w:t>Recorded by Richard Henderson. Closing working session on the licensing diligence for Price-Henson, held to confirm the findings, settle the last open item, and set the delivery of the written report.</w:t>
       </w:r>
     </w:p>
     <w:p>
       <w:pPr>
-        <w:pStyle w:val="Heading1"/>
+        <w:pStyle w:val="Heading2"/>
       </w:pPr>
       <w:r>
         <w:t>Attendees</w:t>
+      </w:r>
+    </w:p>
+    <w:p>
+      <w:pPr>
+        <w:pStyle w:val="ListBullet"/>
+      </w:pPr>
+      <w:r>
+        <w:t>David Chang, Patent Agent, Prosecution</w:t>
       </w:r>
     </w:p>
     <w:p>
@@ -28,20 +44,40 @@
         <w:pStyle w:val="ListBullet"/>
       </w:pPr>
       <w:r>
-        <w:t>David Chang, Patent Agent, Prosecution</w:t>
-      </w:r>
-    </w:p>
-    <w:p>
-      <w:pPr>
-        <w:pStyle w:val="ListBullet"/>
-      </w:pPr>
-      <w:r>
         <w:t>Tiffany Munoz, Chief Financial Officer, Price-Henson</w:t>
       </w:r>
     </w:p>
     <w:p>
       <w:pPr>
-        <w:pStyle w:val="Heading1"/>
+        <w:pStyle w:val="Heading2"/>
+      </w:pPr>
+      <w:r>
+        <w:t>Where the Diligence Stands</w:t>
+      </w:r>
+    </w:p>
+    <w:p>
+      <w:r>
+        <w:t>The diligence is substantially complete and the report is in final review. Coverage mapping and the encumbrances search are both closed, and the one open title family has been resolved. No deadline is at risk, and nothing remains that would hold the report.</w:t>
+      </w:r>
+    </w:p>
+    <w:p>
+      <w:r>
+        <w:t>David Chang confirmed the coverage findings. The license grant reconciles to the issued claims across the portfolio, and the two families that were open at the last session are now charted and consistent with the rest. The one family whose prosecution history narrowed a term is documented in the report, with the amendment traced so the narrowed scope is plain. The encumbrances search turned up recorded interests on two families, both of them disclosed in the term sheet, and nothing undisclosed that clouds the grant.</w:t>
+      </w:r>
+    </w:p>
+    <w:p>
+      <w:r>
+        <w:t>Richard Henderson reported the title family closed. The recorded assignment that did not match the priority claim was a recording error at the office; the corrected assignment is now on record, and the chain reconciles. The recorded date on the master list has been updated to match the office record.</w:t>
+      </w:r>
+    </w:p>
+    <w:p>
+      <w:r>
+        <w:t>The group also confirmed what the report will and will not say. It sets out the coverage mapping, the reconciled chain of title, and the encumbrances found, each organized by family, and it states plainly where a question falls outside its scope. It offers no opinion on whether any claim is infringed or valid, which is consistent with the engagement and with how the firm treats opinion work.</w:t>
+      </w:r>
+    </w:p>
+    <w:p>
+      <w:pPr>
+        <w:pStyle w:val="Heading2"/>
       </w:pPr>
       <w:r>
         <w:t>Discussion</w:t>
@@ -49,35 +85,20 @@
     </w:p>
     <w:p>
       <w:r>
-        <w:t>Report status. The draft has been through internal review and is with the client for comment. It is organized by family. Each conclusion carries its assumption in the same paragraph rather than in a schedule at the back. David Chang argued for that arrangement and I agreed with it: a reader who skips the schedule should not thereby be able to skip the assumption.</w:t>
+        <w:t>Tiffany Munoz asked about the form of the report and its distribution. Richard Henderson confirmed that the report is organized family by family, marked privileged, and will be addressed to Tiffany Munoz and held to the distribution she sets at Price-Henson. Questions of infringement and validity stay outside the report; where the diligence touched either, the point is noted and left for an attorney opinion under a separate engagement if the company wants one.</w:t>
       </w:r>
     </w:p>
     <w:p>
       <w:r>
-        <w:t>Title. The licensor produced the executed original of the assignment for the first of the two defective families and it has been recorded. That chain is now clean of record and the report says so without qualification, which makes it the only unqualified sentence we have written in this matter. The second family remains open. The licensor's counsel states that the executed original exists and is being located. Until it is in hand, the report will say that the licensor's ability to grant that family is unconfirmed. David Chang asked whether that could be softened to expected to be confirmed. It should not be. What we have is a representation from the other side's counsel, not a document, and the report should say which of the two it is relying on.</w:t>
-      </w:r>
-    </w:p>
-    <w:p>
-      <w:r>
-        <w:t>Government interest. The funding agreements for the three families were produced and read in full. The disclosures on the face of the specifications are accurate. The retained license is the standard nonexclusive, irrevocable, paid-up license, and march-in survives. The report states the consequence plainly: exclusivity in those three families does not run against the United States or against a contractor acting for it. Tiffany Munoz confirmed that the Price-Henson board has been told and that it did not change the board's appetite for the transaction.</w:t>
-      </w:r>
-    </w:p>
-    <w:p>
-      <w:r>
-        <w:t>Field-of-use grant. The construction question on the prior exclusive grant resolved better than I expected, though not cleanly. On the ordinary meaning of the recorded language the earlier field does not reach the planned product. There is a reading on which it does, and I would not call that reading frivolous. The report gives both, says which we believe is correct, and says why. Tiffany Munoz asked for a one-line answer for the board. The answer given was that a one-line answer on this point is exactly the kind of thing that gets read back to us later, and that the board can have one sentence and the paragraph under it, but not the sentence alone.</w:t>
-      </w:r>
-    </w:p>
-    <w:p>
-      <w:r>
-        <w:t>Remaining work. The claim charts are complete. The two claims that turned on prosecution history have been worked through element by element. One reads on the planned product as construed and one does not; the report says which, and on what construction, and what would change the answer. What is left is the second executed original, the client's comments on the draft, and the closing session.</w:t>
+        <w:t>The docket was reconciled a final time during the session. Every reviewed family sits on the matter docket with its dates confirmed against the office record, and no date tied to the portfolio is open. The weekly reconciliation continues through delivery.</w:t>
       </w:r>
     </w:p>
     <w:p>
       <w:pPr>
-        <w:pStyle w:val="Heading1"/>
+        <w:pStyle w:val="Heading2"/>
       </w:pPr>
       <w:r>
-        <w:t>Action items</w:t>
+        <w:t>Action Items</w:t>
       </w:r>
     </w:p>
     <w:tbl>
@@ -101,7 +122,7 @@
               <w:rPr>
                 <w:b/>
               </w:rPr>
-              <w:t>Action</w:t>
+              <w:t>Item</w:t>
             </w:r>
           </w:p>
         </w:tc>
@@ -127,7 +148,7 @@
               <w:rPr>
                 <w:b/>
               </w:rPr>
-              <w:t>Target</w:t>
+              <w:t>Due</w:t>
             </w:r>
           </w:p>
         </w:tc>
@@ -139,7 +160,39 @@
           </w:tcPr>
           <w:p>
             <w:r>
-              <w:t>Press licensor's counsel in writing for the executed original of the remaining unrecorded assignment, and record it on receipt</w:t>
+              <w:t>Complete the final read of the diligence report</w:t>
+            </w:r>
+          </w:p>
+        </w:tc>
+        <w:tc>
+          <w:tcPr>
+            <w:tcW w:type="dxa" w:w="2880"/>
+          </w:tcPr>
+          <w:p>
+            <w:r>
+              <w:t>Richard Henderson</w:t>
+            </w:r>
+          </w:p>
+        </w:tc>
+        <w:tc>
+          <w:tcPr>
+            <w:tcW w:type="dxa" w:w="2880"/>
+          </w:tcPr>
+          <w:p>
+            <w:r>
+              <w:t>This week</w:t>
+            </w:r>
+          </w:p>
+        </w:tc>
+      </w:tr>
+      <w:tr>
+        <w:tc>
+          <w:tcPr>
+            <w:tcW w:type="dxa" w:w="2880"/>
+          </w:tcPr>
+          <w:p>
+            <w:r>
+              <w:t>Verify every claim chart and title reference against the matter file</w:t>
             </w:r>
           </w:p>
         </w:tc>
@@ -171,39 +224,7 @@
           </w:tcPr>
           <w:p>
             <w:r>
-              <w:t>Return client comments on the draft report</w:t>
-            </w:r>
-          </w:p>
-        </w:tc>
-        <w:tc>
-          <w:tcPr>
-            <w:tcW w:type="dxa" w:w="2880"/>
-          </w:tcPr>
-          <w:p>
-            <w:r>
-              <w:t>Tiffany Munoz</w:t>
-            </w:r>
-          </w:p>
-        </w:tc>
-        <w:tc>
-          <w:tcPr>
-            <w:tcW w:type="dxa" w:w="2880"/>
-          </w:tcPr>
-          <w:p>
-            <w:r>
-              <w:t>Within the review period agreed at the session</w:t>
-            </w:r>
-          </w:p>
-        </w:tc>
-      </w:tr>
-      <w:tr>
-        <w:tc>
-          <w:tcPr>
-            <w:tcW w:type="dxa" w:w="2880"/>
-          </w:tcPr>
-          <w:p>
-            <w:r>
-              <w:t>Finalize the construction paragraph on the field-of-use grant so the board has one sentence and one supporting paragraph</w:t>
+              <w:t>Deliver the privileged report to Tiffany Munoz</w:t>
             </w:r>
           </w:p>
         </w:tc>
@@ -223,7 +244,7 @@
           </w:tcPr>
           <w:p>
             <w:r>
-              <w:t>On receipt of comments</w:t>
+              <w:t>On completion of the final read</w:t>
             </w:r>
           </w:p>
         </w:tc>
@@ -235,39 +256,7 @@
           </w:tcPr>
           <w:p>
             <w:r>
-              <w:t>Reconcile the annuity docket against the licensor's a final time before delivery</w:t>
-            </w:r>
-          </w:p>
-        </w:tc>
-        <w:tc>
-          <w:tcPr>
-            <w:tcW w:type="dxa" w:w="2880"/>
-          </w:tcPr>
-          <w:p>
-            <w:r>
-              <w:t>Richard Henderson</w:t>
-            </w:r>
-          </w:p>
-        </w:tc>
-        <w:tc>
-          <w:tcPr>
-            <w:tcW w:type="dxa" w:w="2880"/>
-          </w:tcPr>
-          <w:p>
-            <w:r>
-              <w:t>Before delivery</w:t>
-            </w:r>
-          </w:p>
-        </w:tc>
-      </w:tr>
-      <w:tr>
-        <w:tc>
-          <w:tcPr>
-            <w:tcW w:type="dxa" w:w="2880"/>
-          </w:tcPr>
-          <w:p>
-            <w:r>
-              <w:t>Schedule the closing session to walk the report and take questions</w:t>
+              <w:t>Close the matter file and archive the reconciled docket</w:t>
             </w:r>
           </w:p>
         </w:tc>
@@ -287,12 +276,25 @@
           </w:tcPr>
           <w:p>
             <w:r>
-              <w:t>On finalization</w:t>
+              <w:t>After delivery</w:t>
             </w:r>
           </w:p>
         </w:tc>
       </w:tr>
     </w:tbl>
+    <w:p>
+      <w:pPr>
+        <w:pStyle w:val="Heading2"/>
+      </w:pPr>
+      <w:r>
+        <w:t>Delivery</w:t>
+      </w:r>
+    </w:p>
+    <w:p>
+      <w:r>
+        <w:t>With the open items settled, the engagement moves to delivery. Richard Henderson will finish the final read this week, and the report will go to Price-Henson once David Chang has verified every chart and reference against the matter file. The docket stays under weekly reconciliation until delivery, so any date that moves before the report is out is caught and reported the day it moves. No conclusion on infringement or validity is offered in the report, consistent with the scope set at the outset.</w:t>
+      </w:r>
+    </w:p>
     <w:sectPr>
       <w:headerReference w:type="first" r:id="rId9"/>
       <w:headerReference w:type="default" r:id="rId10"/>
